--- a/_site/operating-system/2023-06-19-03-instalacion-linux/index.docx
+++ b/_site/operating-system/2023-06-19-03-instalacion-linux/index.docx
@@ -50,7 +50,7 @@
         <w:pStyle w:val="Heading1"/>
       </w:pPr>
       <w:r>
-        <w:t xml:space="preserve">Descarga, Instalación y Más de GNU/Linux: Descubre cómo seleccionar hardware, descargar la imagen ISO y preparar los medios de instalación. Exploraremos opciones para probar o instalar Linux en tu equipo.</w:t>
+        <w:t xml:space="preserve">Instalación paso a paso de Linux</w:t>
       </w:r>
     </w:p>
     <w:p>
@@ -199,7 +199,15 @@
     </w:p>
     <w:p>
       <w:pPr>
-        <w:pStyle w:val="FirstParagraph"/>
+        <w:pStyle w:val="AbstractFirstParagraph"/>
+      </w:pPr>
+      <w:r>
+        <w:t xml:space="preserve">Este abstract será actualizado una vez que se complete el contenido final del artículo.</w:t>
+      </w:r>
+    </w:p>
+    <w:p>
+      <w:pPr>
+        <w:pStyle w:val="BodyText"/>
       </w:pPr>
       <w:r>
         <w:rPr>
@@ -224,7 +232,7 @@
         <w:pStyle w:val="Heading1"/>
       </w:pPr>
       <w:r>
-        <w:t xml:space="preserve">Descarga, Instalación y Más de GNU/Linux: Descubre cómo seleccionar hardware, descargar la imagen ISO y preparar los medios de instalación. Exploraremos opciones para probar o instalar Linux en tu equipo.</w:t>
+        <w:t xml:space="preserve">Instalación paso a paso de Linux</w:t>
       </w:r>
     </w:p>
     <w:p>
@@ -661,7 +669,7 @@
     </w:p>
     <w:bookmarkEnd w:id="34"/>
     <w:bookmarkEnd w:id="35"/>
-    <w:bookmarkStart w:id="68" w:name="publicaciones-similares"/>
+    <w:bookmarkStart w:id="70" w:name="publicaciones-similares"/>
     <w:p>
       <w:pPr>
         <w:pStyle w:val="Heading1"/>
@@ -1016,13 +1024,34 @@
     </w:p>
     <w:p>
       <w:pPr>
+        <w:pStyle w:val="Compact"/>
+        <w:numPr>
+          <w:ilvl w:val="0"/>
+          <w:numId w:val="1002"/>
+        </w:numPr>
+      </w:pPr>
+      <w:hyperlink r:id="rId68"/>
+      <w:r>
+        <w:t xml:space="preserve"> </w:t>
+      </w:r>
+      <w:hyperlink r:id="rId69">
+        <w:r>
+          <w:rPr>
+            <w:rStyle w:val="Hyperlink"/>
+          </w:rPr>
+          <w:t xml:space="preserve">Gestiona Tus Dotfiles Con Gnu Stow</w:t>
+        </w:r>
+      </w:hyperlink>
+    </w:p>
+    <w:p>
+      <w:pPr>
         <w:pStyle w:val="FirstParagraph"/>
       </w:pPr>
       <w:r>
         <w:t xml:space="preserve">Esperamos que encuentres estas publicaciones igualmente interesantes y útiles. ¡Disfruta de la lectura!</w:t>
       </w:r>
     </w:p>
-    <w:bookmarkEnd w:id="68"/>
+    <w:bookmarkEnd w:id="70"/>
     <w:sectPr>
       <w:headerReference r:id="rId9" w:type="even"/>
       <w:headerReference r:id="rId11" w:type="default"/>

--- a/_site/operating-system/2023-06-19-03-instalacion-linux/index.docx
+++ b/_site/operating-system/2023-06-19-03-instalacion-linux/index.docx
@@ -44,7 +44,7 @@
         <w:t xml:space="preserve"> </w:t>
       </w:r>
     </w:p>
-    <w:bookmarkStart w:id="20" w:name="title"/>
+    <w:bookmarkStart w:id="22" w:name="title"/>
     <w:p>
       <w:pPr>
         <w:pStyle w:val="Heading1"/>
@@ -93,8 +93,8 @@
         <w:t xml:space="preserve"> </w:t>
       </w:r>
     </w:p>
-    <w:bookmarkEnd w:id="20"/>
-    <w:bookmarkStart w:id="24" w:name="author-note"/>
+    <w:bookmarkEnd w:id="22"/>
+    <w:bookmarkStart w:id="26" w:name="author-note"/>
     <w:p>
       <w:pPr>
         <w:pStyle w:val="Heading1"/>
@@ -113,15 +113,15 @@
       <w:r>
         <w:t xml:space="preserve"> </w:t>
       </w:r>
-      <w:bookmarkStart w:id="21" w:name="orchid"/>
+      <w:bookmarkStart w:id="23" w:name="orchid"/>
       <w:r>
         <w:t xml:space="preserve">Orcid ID Logo: A green circle with white letters ID</w:t>
       </w:r>
-      <w:bookmarkEnd w:id="21"/>
-      <w:r>
-        <w:t xml:space="preserve"> </w:t>
-      </w:r>
-      <w:hyperlink r:id="rId22">
+      <w:bookmarkEnd w:id="23"/>
+      <w:r>
+        <w:t xml:space="preserve"> </w:t>
+      </w:r>
+      <w:hyperlink r:id="rId24">
         <w:r>
           <w:rPr>
             <w:rStyle w:val="Hyperlink"/>
@@ -160,7 +160,7 @@
         <w:t xml:space="preserve">: </w:t>
       </w:r>
       <w:r>
-        <w:t xml:space="preserve">conceptualización y redacción</w:t>
+        <w:t xml:space="preserve">conceptualización, metodología, análisis formal, investigación, recursos, curación de datos, redacción, visualización, supervisión, y administración del proyecto</w:t>
       </w:r>
     </w:p>
     <w:p>
@@ -168,12 +168,12 @@
         <w:pStyle w:val="BodyText"/>
       </w:pPr>
       <w:r>
-        <w:t xml:space="preserve">La correspondencia relativa a este artículo debe dirigirse a Edison Achalma, Escuela Profesional de Economía, Universidad Nacional de San Cristóbal de Huamanga, Ayacucho, AYA, Perú, Email:</w:t>
-      </w:r>
-      <w:r>
-        <w:t xml:space="preserve"> </w:t>
-      </w:r>
-      <w:hyperlink r:id="rId23">
+        <w:t xml:space="preserve">La correspondencia relativa a este artículo debe dirigirse a Edison Achalma, Escuela Profesional de Economía, Universidad Nacional de San Cristóbal de Huamanga, Portal Independencia N° 57, Ayacucho, AYA 5001, Perú, Email:</w:t>
+      </w:r>
+      <w:r>
+        <w:t xml:space="preserve"> </w:t>
+      </w:r>
+      <w:hyperlink r:id="rId25">
         <w:r>
           <w:rPr>
             <w:rStyle w:val="Hyperlink"/>
@@ -187,8 +187,8 @@
         <w:br w:type="page"/>
       </w:r>
     </w:p>
-    <w:bookmarkEnd w:id="24"/>
-    <w:bookmarkStart w:id="25" w:name="abstract"/>
+    <w:bookmarkEnd w:id="26"/>
+    <w:bookmarkStart w:id="27" w:name="abstract"/>
     <w:p>
       <w:pPr>
         <w:pStyle w:val="Heading1"/>
@@ -225,8 +225,8 @@
         <w:br w:type="page"/>
       </w:r>
     </w:p>
-    <w:bookmarkEnd w:id="25"/>
-    <w:bookmarkStart w:id="26" w:name="firstheader"/>
+    <w:bookmarkEnd w:id="27"/>
+    <w:bookmarkStart w:id="28" w:name="firstheader"/>
     <w:p>
       <w:pPr>
         <w:pStyle w:val="Heading1"/>
@@ -267,8 +267,8 @@
         <w:t xml:space="preserve">Si estás listo para embarcarte en esta emocionante aventura, acompáñame en este recorrido. ¡Juntos descubriremos el poder y la versatilidad de GNU/Linux!</w:t>
       </w:r>
     </w:p>
-    <w:bookmarkEnd w:id="26"/>
-    <w:bookmarkStart w:id="27" w:name="seleccionar-el-hardware"/>
+    <w:bookmarkEnd w:id="28"/>
+    <w:bookmarkStart w:id="29" w:name="seleccionar-el-hardware"/>
     <w:p>
       <w:pPr>
         <w:pStyle w:val="Heading1"/>
@@ -325,8 +325,8 @@
         <w:t xml:space="preserve">Antes de pasar al siguiente paso, te recomendaría hacer una lista de las especificaciones de tu hardware actual para compararlas con los requisitos mínimos del sistema de la distribución Linux que elijas. Esto te ayudará a tomar una decisión informada y asegurarte de que todo funcione sin problemas.</w:t>
       </w:r>
     </w:p>
-    <w:bookmarkEnd w:id="27"/>
-    <w:bookmarkStart w:id="33" w:name="X052978a1b3e9ba4eae5148f1603bc99d20fa427"/>
+    <w:bookmarkEnd w:id="29"/>
+    <w:bookmarkStart w:id="35" w:name="X052978a1b3e9ba4eae5148f1603bc99d20fa427"/>
     <w:p>
       <w:pPr>
         <w:pStyle w:val="Heading1"/>
@@ -366,7 +366,7 @@
           <w:numId w:val="1001"/>
         </w:numPr>
       </w:pPr>
-      <w:hyperlink r:id="rId28">
+      <w:hyperlink r:id="rId30">
         <w:r>
           <w:rPr>
             <w:rStyle w:val="Hyperlink"/>
@@ -382,7 +382,7 @@
           <w:numId w:val="1001"/>
         </w:numPr>
       </w:pPr>
-      <w:hyperlink r:id="rId29">
+      <w:hyperlink r:id="rId31">
         <w:r>
           <w:rPr>
             <w:rStyle w:val="Hyperlink"/>
@@ -398,7 +398,7 @@
           <w:numId w:val="1001"/>
         </w:numPr>
       </w:pPr>
-      <w:hyperlink r:id="rId30">
+      <w:hyperlink r:id="rId32">
         <w:r>
           <w:rPr>
             <w:rStyle w:val="Hyperlink"/>
@@ -414,7 +414,7 @@
           <w:numId w:val="1001"/>
         </w:numPr>
       </w:pPr>
-      <w:hyperlink r:id="rId31">
+      <w:hyperlink r:id="rId33">
         <w:r>
           <w:rPr>
             <w:rStyle w:val="Hyperlink"/>
@@ -430,7 +430,7 @@
           <w:numId w:val="1001"/>
         </w:numPr>
       </w:pPr>
-      <w:hyperlink r:id="rId32">
+      <w:hyperlink r:id="rId34">
         <w:r>
           <w:rPr>
             <w:rStyle w:val="Hyperlink"/>
@@ -463,8 +463,8 @@
         <w:t xml:space="preserve">Si todo está en orden, estás listo para el siguiente paso emocionante: preparar los medios de instalación. En nuestro próximo fragmento, exploraremos cómo convertir la imagen ISO en un medio de instalación, ya sea una unidad USB o un DVD.</w:t>
       </w:r>
     </w:p>
-    <w:bookmarkEnd w:id="33"/>
-    <w:bookmarkStart w:id="35" w:name="preparar-los-medios-de-instalación"/>
+    <w:bookmarkEnd w:id="35"/>
+    <w:bookmarkStart w:id="37" w:name="preparar-los-medios-de-instalación"/>
     <w:p>
       <w:pPr>
         <w:pStyle w:val="Heading1"/>
@@ -551,7 +551,7 @@
         <w:t xml:space="preserve">Una vez completado el proceso, tendrás tu dispositivo USB de arranque listo para usar. Ahora estás un paso más cerca de sumergirte en el mundo de Linux.</w:t>
       </w:r>
     </w:p>
-    <w:bookmarkStart w:id="34" w:name="opciones-para-probar-o-instalar-linux"/>
+    <w:bookmarkStart w:id="36" w:name="opciones-para-probar-o-instalar-linux"/>
     <w:p>
       <w:pPr>
         <w:pStyle w:val="Heading2"/>
@@ -667,9 +667,9 @@
         <w:t xml:space="preserve">¡Ya casi estás allí, valiente explorador! Estas son las opciones principales para probar o instalar Linux en tu equipo. Elige la que mejor se adapte a tus necesidades y nivel de comodidad. ¡No te preocupes, cualquier opción que elijas, te espera un emocionante viaje hacia el mundo de Linux!</w:t>
       </w:r>
     </w:p>
-    <w:bookmarkEnd w:id="34"/>
-    <w:bookmarkEnd w:id="35"/>
-    <w:bookmarkStart w:id="70" w:name="publicaciones-similares"/>
+    <w:bookmarkEnd w:id="36"/>
+    <w:bookmarkEnd w:id="37"/>
+    <w:bookmarkStart w:id="80" w:name="publicaciones-similares"/>
     <w:p>
       <w:pPr>
         <w:pStyle w:val="Heading1"/>
@@ -694,11 +694,11 @@
           <w:numId w:val="1002"/>
         </w:numPr>
       </w:pPr>
-      <w:hyperlink r:id="rId36"/>
-      <w:r>
-        <w:t xml:space="preserve"> </w:t>
-      </w:r>
-      <w:hyperlink r:id="rId37">
+      <w:hyperlink r:id="rId38"/>
+      <w:r>
+        <w:t xml:space="preserve"> </w:t>
+      </w:r>
+      <w:hyperlink r:id="rId39">
         <w:r>
           <w:rPr>
             <w:rStyle w:val="Hyperlink"/>
@@ -715,11 +715,11 @@
           <w:numId w:val="1002"/>
         </w:numPr>
       </w:pPr>
-      <w:hyperlink r:id="rId38"/>
-      <w:r>
-        <w:t xml:space="preserve"> </w:t>
-      </w:r>
-      <w:hyperlink r:id="rId39">
+      <w:hyperlink r:id="rId40"/>
+      <w:r>
+        <w:t xml:space="preserve"> </w:t>
+      </w:r>
+      <w:hyperlink r:id="rId41">
         <w:r>
           <w:rPr>
             <w:rStyle w:val="Hyperlink"/>
@@ -736,11 +736,11 @@
           <w:numId w:val="1002"/>
         </w:numPr>
       </w:pPr>
-      <w:hyperlink r:id="rId40"/>
-      <w:r>
-        <w:t xml:space="preserve"> </w:t>
-      </w:r>
-      <w:hyperlink r:id="rId41">
+      <w:hyperlink r:id="rId42"/>
+      <w:r>
+        <w:t xml:space="preserve"> </w:t>
+      </w:r>
+      <w:hyperlink r:id="rId43">
         <w:r>
           <w:rPr>
             <w:rStyle w:val="Hyperlink"/>
@@ -757,16 +757,16 @@
           <w:numId w:val="1002"/>
         </w:numPr>
       </w:pPr>
-      <w:hyperlink r:id="rId42"/>
-      <w:r>
-        <w:t xml:space="preserve"> </w:t>
-      </w:r>
-      <w:hyperlink r:id="rId43">
+      <w:hyperlink r:id="rId44"/>
+      <w:r>
+        <w:t xml:space="preserve"> </w:t>
+      </w:r>
+      <w:hyperlink r:id="rId45">
         <w:r>
           <w:rPr>
             <w:rStyle w:val="Hyperlink"/>
           </w:rPr>
-          <w:t xml:space="preserve">Usando Apk En Windown 11</w:t>
+          <w:t xml:space="preserve">Scrcpy</w:t>
         </w:r>
       </w:hyperlink>
     </w:p>
@@ -778,11 +778,11 @@
           <w:numId w:val="1002"/>
         </w:numPr>
       </w:pPr>
-      <w:hyperlink r:id="rId44"/>
-      <w:r>
-        <w:t xml:space="preserve"> </w:t>
-      </w:r>
-      <w:hyperlink r:id="rId45">
+      <w:hyperlink r:id="rId46"/>
+      <w:r>
+        <w:t xml:space="preserve"> </w:t>
+      </w:r>
+      <w:hyperlink r:id="rId47">
         <w:r>
           <w:rPr>
             <w:rStyle w:val="Hyperlink"/>
@@ -799,11 +799,11 @@
           <w:numId w:val="1002"/>
         </w:numPr>
       </w:pPr>
-      <w:hyperlink r:id="rId46"/>
-      <w:r>
-        <w:t xml:space="preserve"> </w:t>
-      </w:r>
-      <w:hyperlink r:id="rId47">
+      <w:hyperlink r:id="rId48"/>
+      <w:r>
+        <w:t xml:space="preserve"> </w:t>
+      </w:r>
+      <w:hyperlink r:id="rId49">
         <w:r>
           <w:rPr>
             <w:rStyle w:val="Hyperlink"/>
@@ -820,11 +820,11 @@
           <w:numId w:val="1002"/>
         </w:numPr>
       </w:pPr>
-      <w:hyperlink r:id="rId48"/>
-      <w:r>
-        <w:t xml:space="preserve"> </w:t>
-      </w:r>
-      <w:hyperlink r:id="rId49">
+      <w:hyperlink r:id="rId50"/>
+      <w:r>
+        <w:t xml:space="preserve"> </w:t>
+      </w:r>
+      <w:hyperlink r:id="rId51">
         <w:r>
           <w:rPr>
             <w:rStyle w:val="Hyperlink"/>
@@ -841,11 +841,11 @@
           <w:numId w:val="1002"/>
         </w:numPr>
       </w:pPr>
-      <w:hyperlink r:id="rId50"/>
-      <w:r>
-        <w:t xml:space="preserve"> </w:t>
-      </w:r>
-      <w:hyperlink r:id="rId51">
+      <w:hyperlink r:id="rId52"/>
+      <w:r>
+        <w:t xml:space="preserve"> </w:t>
+      </w:r>
+      <w:hyperlink r:id="rId53">
         <w:r>
           <w:rPr>
             <w:rStyle w:val="Hyperlink"/>
@@ -862,11 +862,11 @@
           <w:numId w:val="1002"/>
         </w:numPr>
       </w:pPr>
-      <w:hyperlink r:id="rId52"/>
-      <w:r>
-        <w:t xml:space="preserve"> </w:t>
-      </w:r>
-      <w:hyperlink r:id="rId53">
+      <w:hyperlink r:id="rId54"/>
+      <w:r>
+        <w:t xml:space="preserve"> </w:t>
+      </w:r>
+      <w:hyperlink r:id="rId55">
         <w:r>
           <w:rPr>
             <w:rStyle w:val="Hyperlink"/>
@@ -883,11 +883,11 @@
           <w:numId w:val="1002"/>
         </w:numPr>
       </w:pPr>
-      <w:hyperlink r:id="rId54"/>
-      <w:r>
-        <w:t xml:space="preserve"> </w:t>
-      </w:r>
-      <w:hyperlink r:id="rId55">
+      <w:hyperlink r:id="rId56"/>
+      <w:r>
+        <w:t xml:space="preserve"> </w:t>
+      </w:r>
+      <w:hyperlink r:id="rId57">
         <w:r>
           <w:rPr>
             <w:rStyle w:val="Hyperlink"/>
@@ -904,11 +904,11 @@
           <w:numId w:val="1002"/>
         </w:numPr>
       </w:pPr>
-      <w:hyperlink r:id="rId56"/>
-      <w:r>
-        <w:t xml:space="preserve"> </w:t>
-      </w:r>
-      <w:hyperlink r:id="rId57">
+      <w:hyperlink r:id="rId58"/>
+      <w:r>
+        <w:t xml:space="preserve"> </w:t>
+      </w:r>
+      <w:hyperlink r:id="rId59">
         <w:r>
           <w:rPr>
             <w:rStyle w:val="Hyperlink"/>
@@ -925,11 +925,11 @@
           <w:numId w:val="1002"/>
         </w:numPr>
       </w:pPr>
-      <w:hyperlink r:id="rId58"/>
-      <w:r>
-        <w:t xml:space="preserve"> </w:t>
-      </w:r>
-      <w:hyperlink r:id="rId59">
+      <w:hyperlink r:id="rId60"/>
+      <w:r>
+        <w:t xml:space="preserve"> </w:t>
+      </w:r>
+      <w:hyperlink r:id="rId61">
         <w:r>
           <w:rPr>
             <w:rStyle w:val="Hyperlink"/>
@@ -946,11 +946,11 @@
           <w:numId w:val="1002"/>
         </w:numPr>
       </w:pPr>
-      <w:hyperlink r:id="rId60"/>
-      <w:r>
-        <w:t xml:space="preserve"> </w:t>
-      </w:r>
-      <w:hyperlink r:id="rId61">
+      <w:hyperlink r:id="rId62"/>
+      <w:r>
+        <w:t xml:space="preserve"> </w:t>
+      </w:r>
+      <w:hyperlink r:id="rId63">
         <w:r>
           <w:rPr>
             <w:rStyle w:val="Hyperlink"/>
@@ -967,11 +967,11 @@
           <w:numId w:val="1002"/>
         </w:numPr>
       </w:pPr>
-      <w:hyperlink r:id="rId62"/>
-      <w:r>
-        <w:t xml:space="preserve"> </w:t>
-      </w:r>
-      <w:hyperlink r:id="rId63">
+      <w:hyperlink r:id="rId64"/>
+      <w:r>
+        <w:t xml:space="preserve"> </w:t>
+      </w:r>
+      <w:hyperlink r:id="rId65">
         <w:r>
           <w:rPr>
             <w:rStyle w:val="Hyperlink"/>
@@ -988,11 +988,11 @@
           <w:numId w:val="1002"/>
         </w:numPr>
       </w:pPr>
-      <w:hyperlink r:id="rId64"/>
-      <w:r>
-        <w:t xml:space="preserve"> </w:t>
-      </w:r>
-      <w:hyperlink r:id="rId65">
+      <w:hyperlink r:id="rId66"/>
+      <w:r>
+        <w:t xml:space="preserve"> </w:t>
+      </w:r>
+      <w:hyperlink r:id="rId67">
         <w:r>
           <w:rPr>
             <w:rStyle w:val="Hyperlink"/>
@@ -1009,11 +1009,11 @@
           <w:numId w:val="1002"/>
         </w:numPr>
       </w:pPr>
-      <w:hyperlink r:id="rId66"/>
-      <w:r>
-        <w:t xml:space="preserve"> </w:t>
-      </w:r>
-      <w:hyperlink r:id="rId67">
+      <w:hyperlink r:id="rId68"/>
+      <w:r>
+        <w:t xml:space="preserve"> </w:t>
+      </w:r>
+      <w:hyperlink r:id="rId69">
         <w:r>
           <w:rPr>
             <w:rStyle w:val="Hyperlink"/>
@@ -1030,11 +1030,11 @@
           <w:numId w:val="1002"/>
         </w:numPr>
       </w:pPr>
-      <w:hyperlink r:id="rId68"/>
-      <w:r>
-        <w:t xml:space="preserve"> </w:t>
-      </w:r>
-      <w:hyperlink r:id="rId69">
+      <w:hyperlink r:id="rId70"/>
+      <w:r>
+        <w:t xml:space="preserve"> </w:t>
+      </w:r>
+      <w:hyperlink r:id="rId71">
         <w:r>
           <w:rPr>
             <w:rStyle w:val="Hyperlink"/>
@@ -1045,20 +1045,104 @@
     </w:p>
     <w:p>
       <w:pPr>
+        <w:pStyle w:val="Compact"/>
+        <w:numPr>
+          <w:ilvl w:val="0"/>
+          <w:numId w:val="1002"/>
+        </w:numPr>
+      </w:pPr>
+      <w:hyperlink r:id="rId72"/>
+      <w:r>
+        <w:t xml:space="preserve"> </w:t>
+      </w:r>
+      <w:hyperlink r:id="rId73">
+        <w:r>
+          <w:rPr>
+            <w:rStyle w:val="Hyperlink"/>
+          </w:rPr>
+          <w:t xml:space="preserve">Guia De Ranger</w:t>
+        </w:r>
+      </w:hyperlink>
+    </w:p>
+    <w:p>
+      <w:pPr>
+        <w:pStyle w:val="Compact"/>
+        <w:numPr>
+          <w:ilvl w:val="0"/>
+          <w:numId w:val="1002"/>
+        </w:numPr>
+      </w:pPr>
+      <w:hyperlink r:id="rId74"/>
+      <w:r>
+        <w:t xml:space="preserve"> </w:t>
+      </w:r>
+      <w:hyperlink r:id="rId75">
+        <w:r>
+          <w:rPr>
+            <w:rStyle w:val="Hyperlink"/>
+          </w:rPr>
+          <w:t xml:space="preserve">Guia De Kitty Terminal</w:t>
+        </w:r>
+      </w:hyperlink>
+    </w:p>
+    <w:p>
+      <w:pPr>
+        <w:pStyle w:val="Compact"/>
+        <w:numPr>
+          <w:ilvl w:val="0"/>
+          <w:numId w:val="1002"/>
+        </w:numPr>
+      </w:pPr>
+      <w:hyperlink r:id="rId76"/>
+      <w:r>
+        <w:t xml:space="preserve"> </w:t>
+      </w:r>
+      <w:hyperlink r:id="rId77">
+        <w:r>
+          <w:rPr>
+            <w:rStyle w:val="Hyperlink"/>
+          </w:rPr>
+          <w:t xml:space="preserve">Guia De Positron Ide</w:t>
+        </w:r>
+      </w:hyperlink>
+    </w:p>
+    <w:p>
+      <w:pPr>
+        <w:pStyle w:val="Compact"/>
+        <w:numPr>
+          <w:ilvl w:val="0"/>
+          <w:numId w:val="1002"/>
+        </w:numPr>
+      </w:pPr>
+      <w:hyperlink r:id="rId78"/>
+      <w:r>
+        <w:t xml:space="preserve"> </w:t>
+      </w:r>
+      <w:hyperlink r:id="rId79">
+        <w:r>
+          <w:rPr>
+            <w:rStyle w:val="Hyperlink"/>
+          </w:rPr>
+          <w:t xml:space="preserve">Guia De Rsync</w:t>
+        </w:r>
+      </w:hyperlink>
+    </w:p>
+    <w:p>
+      <w:pPr>
         <w:pStyle w:val="FirstParagraph"/>
       </w:pPr>
       <w:r>
         <w:t xml:space="preserve">Esperamos que encuentres estas publicaciones igualmente interesantes y útiles. ¡Disfruta de la lectura!</w:t>
       </w:r>
     </w:p>
-    <w:bookmarkEnd w:id="70"/>
+    <w:bookmarkEnd w:id="80"/>
     <w:sectPr>
-      <w:headerReference r:id="rId9" w:type="even"/>
-      <w:headerReference r:id="rId11" w:type="default"/>
-      <w:footerReference r:id="rId14" w:type="even"/>
-      <w:footerReference r:id="rId13" w:type="default"/>
-      <w:headerReference r:id="rId10" w:type="first"/>
-      <w:footerReference r:id="rId12" w:type="first"/>
+      <w:headerReference r:id="rId8" w:type="even"/>
+      <w:headerReference r:id="rId9" w:type="default"/>
+      <w:footerReference r:id="rId10" w:type="even"/>
+      <w:footerReference r:id="rId11" w:type="default"/>
+      <w:headerReference r:id="rId12" w:type="first"/>
+      <w:footerReference r:id="rId13" w:type="first"/>
       <w:pgSz w:h="15840" w:w="12240"/>
       <w:pgMar w:bottom="1440" w:footer="720" w:gutter="0" w:header="720" w:left="1440" w:right="1440" w:top="1440"/>
       <w:cols w:space="720"/>
